--- a/ปกนอก ปกในและอื่นๆ/ปกนอก ปกในและอื่นๆ.docx
+++ b/ปกนอก ปกในและอื่นๆ/ปกนอก ปกในและอื่นๆ.docx
@@ -1849,61 +1849,12 @@
       </w:r>
       <w:r>
         <w:rPr>
-          <w:rFonts w:ascii="TH Sarabun New" w:hAnsi="TH Sarabun New" w:cs="TH Sarabun New" w:hint="cs"/>
-          <w:sz w:val="32"/>
-          <w:szCs w:val="32"/>
-          <w:cs/>
-        </w:rPr>
-        <w:t xml:space="preserve">ระบบตรวจจับการล้มอัจฉริยะด้วยปัญญาประดิษฐ์และการระบุพิกัด </w:t>
-      </w:r>
-      <w:r>
-        <w:rPr>
-          <w:rFonts w:ascii="TH Sarabun New" w:hAnsi="TH Sarabun New" w:cs="TH Sarabun New"/>
-          <w:sz w:val="32"/>
-          <w:szCs w:val="32"/>
-        </w:rPr>
-        <w:t xml:space="preserve">        </w:t>
-      </w:r>
-      <w:r>
-        <w:rPr>
-          <w:rFonts w:ascii="TH Sarabun New" w:hAnsi="TH Sarabun New" w:cs="TH Sarabun New"/>
-          <w:sz w:val="32"/>
-          <w:szCs w:val="32"/>
-        </w:rPr>
-        <w:tab/>
-      </w:r>
-      <w:r>
-        <w:rPr>
-          <w:rFonts w:ascii="TH Sarabun New" w:hAnsi="TH Sarabun New" w:cs="TH Sarabun New"/>
-          <w:sz w:val="32"/>
-          <w:szCs w:val="32"/>
-        </w:rPr>
-        <w:tab/>
-      </w:r>
-      <w:r>
-        <w:rPr>
-          <w:rFonts w:ascii="TH Sarabun New" w:hAnsi="TH Sarabun New" w:cs="TH Sarabun New"/>
-          <w:sz w:val="32"/>
-          <w:szCs w:val="32"/>
-        </w:rPr>
-        <w:tab/>
-      </w:r>
-      <w:r>
-        <w:rPr>
-          <w:rFonts w:ascii="TH Sarabun New" w:hAnsi="TH Sarabun New" w:cs="TH Sarabun New"/>
-          <w:sz w:val="32"/>
-          <w:szCs w:val="32"/>
-        </w:rPr>
-        <w:tab/>
-      </w:r>
-      <w:r>
-        <w:rPr>
-          <w:rFonts w:ascii="TH Sarabun New" w:hAnsi="TH Sarabun New" w:cs="TH Sarabun New" w:hint="cs"/>
-          <w:sz w:val="32"/>
-          <w:szCs w:val="32"/>
-          <w:cs/>
-        </w:rPr>
-        <w:t>จากคลื่นไวไฟ</w:t>
+          <w:rFonts w:ascii="TH Sarabun New" w:hAnsi="TH Sarabun New" w:cs="TH Sarabun New"/>
+          <w:sz w:val="32"/>
+          <w:szCs w:val="32"/>
+          <w:cs/>
+        </w:rPr>
+        <w:t>ระบบตรวจจับการล้มอัจฉริยะด้วยปัญญาประดิษฐ์จากคลื่นไวไฟ</w:t>
       </w:r>
     </w:p>
     <w:p>
@@ -2181,9 +2132,9 @@
         <w:tabs>
           <w:tab w:val="left" w:pos="2160"/>
         </w:tabs>
-        <w:spacing w:after="0" w:line="120" w:lineRule="auto"/>
-        <w:rPr>
-          <w:rFonts w:ascii="TH Sarabun New" w:hAnsi="TH Sarabun New" w:cs="TH Sarabun New" w:hint="cs"/>
+        <w:spacing w:after="0" w:line="240" w:lineRule="auto"/>
+        <w:rPr>
+          <w:rFonts w:ascii="TH Sarabun New" w:hAnsi="TH Sarabun New" w:cs="TH Sarabun New"/>
           <w:sz w:val="32"/>
           <w:szCs w:val="32"/>
         </w:rPr>
@@ -2317,7 +2268,7 @@
         <w:spacing w:after="0" w:line="240" w:lineRule="auto"/>
         <w:jc w:val="thaiDistribute"/>
         <w:rPr>
-          <w:rFonts w:ascii="TH Sarabun New" w:eastAsia="Times New Roman" w:hAnsi="TH Sarabun New" w:cs="TH Sarabun New" w:hint="cs"/>
+          <w:rFonts w:ascii="TH Sarabun New" w:eastAsia="Times New Roman" w:hAnsi="TH Sarabun New" w:cs="TH Sarabun New"/>
           <w:color w:val="000000"/>
           <w:sz w:val="32"/>
           <w:szCs w:val="32"/>
@@ -3195,7 +3146,7 @@
         <w:spacing w:after="0" w:line="240" w:lineRule="auto"/>
         <w:jc w:val="center"/>
         <w:rPr>
-          <w:rFonts w:ascii="TH Sarabun New" w:eastAsia="Times New Roman" w:hAnsi="TH Sarabun New" w:cs="TH Sarabun New" w:hint="cs"/>
+          <w:rFonts w:ascii="TH Sarabun New" w:eastAsia="Times New Roman" w:hAnsi="TH Sarabun New" w:cs="TH Sarabun New"/>
           <w:color w:val="000000"/>
           <w:sz w:val="32"/>
           <w:szCs w:val="32"/>
@@ -3297,25 +3248,130 @@
       <w:pPr>
         <w:spacing w:after="0" w:line="240" w:lineRule="auto"/>
         <w:rPr>
+          <w:rFonts w:ascii="TH Sarabun New" w:hAnsi="TH Sarabun New" w:cs="TH Sarabun New"/>
+          <w:b/>
+          <w:bCs/>
+          <w:sz w:val="32"/>
+          <w:szCs w:val="32"/>
+          <w:cs/>
+        </w:rPr>
+      </w:pPr>
+      <w:r>
+        <w:rPr>
+          <w:rFonts w:ascii="TH Sarabun New" w:hAnsi="TH Sarabun New" w:cs="TH Sarabun New"/>
+          <w:b/>
+          <w:bCs/>
+          <w:sz w:val="32"/>
+          <w:szCs w:val="32"/>
+          <w:cs/>
+        </w:rPr>
+        <w:t>นักศึกษา</w:t>
+      </w:r>
+      <w:r>
+        <w:rPr>
+          <w:rFonts w:ascii="TH Sarabun New" w:hAnsi="TH Sarabun New" w:cs="TH Sarabun New"/>
+          <w:b/>
+          <w:bCs/>
+          <w:sz w:val="32"/>
+          <w:szCs w:val="32"/>
+          <w:cs/>
+        </w:rPr>
+        <w:tab/>
+      </w:r>
+      <w:r>
+        <w:rPr>
+          <w:rFonts w:ascii="TH Sarabun New" w:hAnsi="TH Sarabun New" w:cs="TH Sarabun New"/>
+          <w:b/>
+          <w:bCs/>
+          <w:sz w:val="32"/>
+          <w:szCs w:val="32"/>
+          <w:cs/>
+        </w:rPr>
+        <w:tab/>
+      </w:r>
+      <w:r>
+        <w:rPr>
+          <w:rFonts w:ascii="TH Sarabun New" w:hAnsi="TH Sarabun New" w:cs="TH Sarabun New"/>
+          <w:sz w:val="32"/>
+          <w:szCs w:val="32"/>
+          <w:cs/>
+        </w:rPr>
+        <w:t>นายพัลลภ   บุญเหลือ</w:t>
+      </w:r>
+      <w:r>
+        <w:rPr>
+          <w:rFonts w:ascii="TH Sarabun New" w:hAnsi="TH Sarabun New" w:cs="TH Sarabun New"/>
+          <w:sz w:val="32"/>
+          <w:szCs w:val="32"/>
+        </w:rPr>
+        <w:tab/>
+      </w:r>
+      <w:r>
+        <w:rPr>
+          <w:rFonts w:ascii="TH Sarabun New" w:hAnsi="TH Sarabun New" w:cs="TH Sarabun New"/>
+          <w:sz w:val="32"/>
+          <w:szCs w:val="32"/>
+        </w:rPr>
+        <w:tab/>
+      </w:r>
+      <w:r>
+        <w:rPr>
+          <w:rFonts w:ascii="TH Sarabun New" w:hAnsi="TH Sarabun New" w:cs="TH Sarabun New"/>
+          <w:sz w:val="32"/>
+          <w:szCs w:val="32"/>
+          <w:cs/>
+        </w:rPr>
+        <w:tab/>
+      </w:r>
+      <w:r>
+        <w:rPr>
+          <w:rFonts w:ascii="TH Sarabun New" w:hAnsi="TH Sarabun New" w:cs="TH Sarabun New"/>
+          <w:sz w:val="32"/>
+          <w:szCs w:val="32"/>
+          <w:cs/>
+        </w:rPr>
+        <w:tab/>
+      </w:r>
+      <w:r>
+        <w:rPr>
           <w:rFonts w:ascii="TH Sarabun New" w:hAnsi="TH Sarabun New" w:cs="TH Sarabun New" w:hint="cs"/>
-          <w:b/>
-          <w:bCs/>
-          <w:sz w:val="32"/>
-          <w:szCs w:val="32"/>
-          <w:cs/>
-        </w:rPr>
-      </w:pPr>
-      <w:r>
-        <w:rPr>
-          <w:rFonts w:ascii="TH Sarabun New" w:hAnsi="TH Sarabun New" w:cs="TH Sarabun New"/>
-          <w:b/>
-          <w:bCs/>
-          <w:sz w:val="32"/>
-          <w:szCs w:val="32"/>
-          <w:cs/>
-        </w:rPr>
-        <w:t>นักศึกษา</w:t>
-      </w:r>
+          <w:sz w:val="32"/>
+          <w:szCs w:val="32"/>
+          <w:cs/>
+        </w:rPr>
+        <w:t>รหัส</w:t>
+      </w:r>
+      <w:r>
+        <w:rPr>
+          <w:rFonts w:ascii="TH Sarabun New" w:hAnsi="TH Sarabun New" w:cs="TH Sarabun New" w:hint="cs"/>
+          <w:sz w:val="32"/>
+          <w:szCs w:val="32"/>
+          <w:cs/>
+        </w:rPr>
+        <w:t xml:space="preserve">  </w:t>
+      </w:r>
+      <w:r>
+        <w:rPr>
+          <w:rFonts w:ascii="TH Sarabun New" w:hAnsi="TH Sarabun New" w:cs="TH Sarabun New"/>
+          <w:sz w:val="32"/>
+          <w:szCs w:val="32"/>
+          <w:cs/>
+        </w:rPr>
+        <w:t>116730462006-1</w:t>
+      </w:r>
+    </w:p>
+    <w:p>
+      <w:pPr>
+        <w:tabs>
+          <w:tab w:val="left" w:pos="2160"/>
+        </w:tabs>
+        <w:spacing w:after="0" w:line="240" w:lineRule="auto"/>
+        <w:rPr>
+          <w:rFonts w:ascii="TH Sarabun New" w:hAnsi="TH Sarabun New" w:cs="TH Sarabun New"/>
+          <w:sz w:val="32"/>
+          <w:szCs w:val="32"/>
+        </w:rPr>
+      </w:pPr>
       <w:r>
         <w:rPr>
           <w:rFonts w:ascii="TH Sarabun New" w:hAnsi="TH Sarabun New" w:cs="TH Sarabun New"/>
@@ -3330,8 +3386,15 @@
       <w:r>
         <w:rPr>
           <w:rFonts w:ascii="TH Sarabun New" w:hAnsi="TH Sarabun New" w:cs="TH Sarabun New"/>
-          <w:b/>
-          <w:bCs/>
+          <w:sz w:val="32"/>
+          <w:szCs w:val="32"/>
+          <w:cs/>
+        </w:rPr>
+        <w:t>นายศักดา    เบ้าคำ</w:t>
+      </w:r>
+      <w:r>
+        <w:rPr>
+          <w:rFonts w:ascii="TH Sarabun New" w:hAnsi="TH Sarabun New" w:cs="TH Sarabun New"/>
           <w:sz w:val="32"/>
           <w:szCs w:val="32"/>
           <w:cs/>
@@ -3345,14 +3408,6 @@
           <w:szCs w:val="32"/>
           <w:cs/>
         </w:rPr>
-        <w:t>นายพัลลภ   บุญเหลือ</w:t>
-      </w:r>
-      <w:r>
-        <w:rPr>
-          <w:rFonts w:ascii="TH Sarabun New" w:hAnsi="TH Sarabun New" w:cs="TH Sarabun New"/>
-          <w:sz w:val="32"/>
-          <w:szCs w:val="32"/>
-        </w:rPr>
         <w:tab/>
       </w:r>
       <w:r>
@@ -3360,6 +3415,7 @@
           <w:rFonts w:ascii="TH Sarabun New" w:hAnsi="TH Sarabun New" w:cs="TH Sarabun New"/>
           <w:sz w:val="32"/>
           <w:szCs w:val="32"/>
+          <w:cs/>
         </w:rPr>
         <w:tab/>
       </w:r>
@@ -3374,7 +3430,46 @@
       </w:r>
       <w:r>
         <w:rPr>
-          <w:rFonts w:ascii="TH Sarabun New" w:hAnsi="TH Sarabun New" w:cs="TH Sarabun New"/>
+          <w:rFonts w:ascii="TH Sarabun New" w:hAnsi="TH Sarabun New" w:cs="TH Sarabun New" w:hint="cs"/>
+          <w:sz w:val="32"/>
+          <w:szCs w:val="32"/>
+          <w:cs/>
+        </w:rPr>
+        <w:t>รหัส</w:t>
+      </w:r>
+      <w:r>
+        <w:rPr>
+          <w:rFonts w:ascii="TH Sarabun New" w:hAnsi="TH Sarabun New" w:cs="TH Sarabun New" w:hint="cs"/>
+          <w:sz w:val="32"/>
+          <w:szCs w:val="32"/>
+          <w:cs/>
+        </w:rPr>
+        <w:t xml:space="preserve">  </w:t>
+      </w:r>
+      <w:r>
+        <w:rPr>
+          <w:rFonts w:ascii="TH Sarabun New" w:hAnsi="TH Sarabun New" w:cs="TH Sarabun New"/>
+          <w:sz w:val="32"/>
+          <w:szCs w:val="32"/>
+          <w:cs/>
+        </w:rPr>
+        <w:t>116730462016-0</w:t>
+      </w:r>
+    </w:p>
+    <w:p>
+      <w:pPr>
+        <w:spacing w:after="0" w:line="240" w:lineRule="auto"/>
+        <w:rPr>
+          <w:rFonts w:ascii="TH Sarabun New" w:hAnsi="TH Sarabun New" w:cs="TH Sarabun New"/>
+          <w:sz w:val="32"/>
+          <w:szCs w:val="32"/>
+        </w:rPr>
+      </w:pPr>
+      <w:r>
+        <w:rPr>
+          <w:rFonts w:ascii="TH Sarabun New" w:hAnsi="TH Sarabun New" w:cs="TH Sarabun New"/>
+          <w:b/>
+          <w:bCs/>
           <w:sz w:val="32"/>
           <w:szCs w:val="32"/>
           <w:cs/>
@@ -3383,6 +3478,73 @@
       </w:r>
       <w:r>
         <w:rPr>
+          <w:rFonts w:ascii="TH Sarabun New" w:hAnsi="TH Sarabun New" w:cs="TH Sarabun New"/>
+          <w:b/>
+          <w:bCs/>
+          <w:sz w:val="32"/>
+          <w:szCs w:val="32"/>
+          <w:cs/>
+        </w:rPr>
+        <w:tab/>
+      </w:r>
+      <w:r>
+        <w:rPr>
+          <w:rFonts w:ascii="TH Sarabun New" w:hAnsi="TH Sarabun New" w:cs="TH Sarabun New"/>
+          <w:b/>
+          <w:bCs/>
+          <w:sz w:val="32"/>
+          <w:szCs w:val="32"/>
+          <w:cs/>
+        </w:rPr>
+        <w:tab/>
+      </w:r>
+      <w:r>
+        <w:rPr>
+          <w:rFonts w:ascii="TH Sarabun New" w:hAnsi="TH Sarabun New" w:cs="TH Sarabun New"/>
+          <w:sz w:val="32"/>
+          <w:szCs w:val="32"/>
+          <w:cs/>
+        </w:rPr>
+        <w:t>นายพลกฤต  สมทรง</w:t>
+      </w:r>
+      <w:r>
+        <w:rPr>
+          <w:rFonts w:ascii="TH Sarabun New" w:hAnsi="TH Sarabun New" w:cs="TH Sarabun New"/>
+          <w:sz w:val="32"/>
+          <w:szCs w:val="32"/>
+          <w:cs/>
+        </w:rPr>
+        <w:tab/>
+      </w:r>
+      <w:r>
+        <w:rPr>
+          <w:rFonts w:ascii="TH Sarabun New" w:hAnsi="TH Sarabun New" w:cs="TH Sarabun New"/>
+          <w:sz w:val="32"/>
+          <w:szCs w:val="32"/>
+          <w:cs/>
+        </w:rPr>
+        <w:tab/>
+      </w:r>
+      <w:r>
+        <w:rPr>
+          <w:rFonts w:ascii="TH Sarabun New" w:hAnsi="TH Sarabun New" w:cs="TH Sarabun New"/>
+          <w:sz w:val="32"/>
+          <w:szCs w:val="32"/>
+          <w:cs/>
+        </w:rPr>
+        <w:tab/>
+      </w:r>
+      <w:r>
+        <w:rPr>
+          <w:rFonts w:ascii="TH Sarabun New" w:hAnsi="TH Sarabun New" w:cs="TH Sarabun New"/>
+          <w:sz w:val="32"/>
+          <w:szCs w:val="32"/>
+          <w:cs/>
+        </w:rPr>
+        <w:tab/>
+      </w:r>
+      <w:r>
+        <w:rPr>
           <w:rFonts w:ascii="TH Sarabun New" w:hAnsi="TH Sarabun New" w:cs="TH Sarabun New" w:hint="cs"/>
           <w:sz w:val="32"/>
           <w:szCs w:val="32"/>
@@ -3406,7 +3568,7 @@
           <w:szCs w:val="32"/>
           <w:cs/>
         </w:rPr>
-        <w:t>116730462006-1</w:t>
+        <w:t>116730462007-9</w:t>
       </w:r>
     </w:p>
     <w:p>
@@ -3416,11 +3578,67 @@
         </w:tabs>
         <w:spacing w:after="0" w:line="240" w:lineRule="auto"/>
         <w:rPr>
+          <w:rFonts w:ascii="TH Sarabun New" w:hAnsi="TH Sarabun New" w:cs="TH Sarabun New"/>
+          <w:b/>
+          <w:bCs/>
+          <w:sz w:val="32"/>
+          <w:szCs w:val="32"/>
+        </w:rPr>
+      </w:pPr>
+      <w:r>
+        <w:rPr>
+          <w:rFonts w:ascii="TH Sarabun New" w:hAnsi="TH Sarabun New" w:cs="TH Sarabun New"/>
+          <w:b/>
+          <w:bCs/>
+          <w:sz w:val="32"/>
+          <w:szCs w:val="32"/>
+          <w:cs/>
+        </w:rPr>
+        <w:t>อาจารย์ที่ปรึกษา</w:t>
+      </w:r>
+      <w:r>
+        <w:rPr>
+          <w:rFonts w:ascii="TH Sarabun New" w:hAnsi="TH Sarabun New" w:cs="TH Sarabun New"/>
+          <w:b/>
+          <w:bCs/>
+          <w:sz w:val="32"/>
+          <w:szCs w:val="32"/>
+          <w:cs/>
+        </w:rPr>
+        <w:tab/>
+      </w:r>
+      <w:r>
+        <w:rPr>
+          <w:rFonts w:ascii="TH Sarabun New" w:hAnsi="TH Sarabun New" w:cs="TH Sarabun New"/>
+          <w:sz w:val="32"/>
+          <w:szCs w:val="32"/>
+          <w:cs/>
+        </w:rPr>
+        <w:t>ดร.พชร      ศรีมุกข์</w:t>
+      </w:r>
+    </w:p>
+    <w:p>
+      <w:pPr>
+        <w:spacing w:after="0" w:line="240" w:lineRule="auto"/>
+        <w:rPr>
+          <w:rFonts w:ascii="TH Sarabun New" w:hAnsi="TH Sarabun New" w:cs="TH Sarabun New"/>
+          <w:b/>
+          <w:bCs/>
+          <w:sz w:val="32"/>
+          <w:szCs w:val="32"/>
+        </w:rPr>
+      </w:pPr>
+      <w:r>
+        <w:rPr>
           <w:rFonts w:ascii="TH Sarabun New" w:hAnsi="TH Sarabun New" w:cs="TH Sarabun New" w:hint="cs"/>
-          <w:sz w:val="32"/>
-          <w:szCs w:val="32"/>
-        </w:rPr>
-      </w:pPr>
+          <w:b/>
+          <w:bCs/>
+          <w:sz w:val="32"/>
+          <w:szCs w:val="32"/>
+          <w:cs/>
+        </w:rPr>
+        <w:t>ปีการศึกษา</w:t>
+      </w:r>
       <w:r>
         <w:rPr>
           <w:rFonts w:ascii="TH Sarabun New" w:hAnsi="TH Sarabun New" w:cs="TH Sarabun New"/>
@@ -3435,15 +3653,8 @@
       <w:r>
         <w:rPr>
           <w:rFonts w:ascii="TH Sarabun New" w:hAnsi="TH Sarabun New" w:cs="TH Sarabun New"/>
-          <w:sz w:val="32"/>
-          <w:szCs w:val="32"/>
-          <w:cs/>
-        </w:rPr>
-        <w:t>นายศักดา    เบ้าคำ</w:t>
-      </w:r>
-      <w:r>
-        <w:rPr>
-          <w:rFonts w:ascii="TH Sarabun New" w:hAnsi="TH Sarabun New" w:cs="TH Sarabun New"/>
+          <w:b/>
+          <w:bCs/>
           <w:sz w:val="32"/>
           <w:szCs w:val="32"/>
           <w:cs/>
@@ -3455,16 +3666,309 @@
           <w:rFonts w:ascii="TH Sarabun New" w:hAnsi="TH Sarabun New" w:cs="TH Sarabun New"/>
           <w:sz w:val="32"/>
           <w:szCs w:val="32"/>
+        </w:rPr>
+        <w:t>2</w:t>
+      </w:r>
+      <w:r>
+        <w:rPr>
+          <w:rFonts w:ascii="TH Sarabun New" w:hAnsi="TH Sarabun New" w:cs="TH Sarabun New"/>
+          <w:sz w:val="32"/>
+          <w:szCs w:val="32"/>
+        </w:rPr>
+        <w:t>5</w:t>
+      </w:r>
+      <w:r>
+        <w:rPr>
+          <w:rFonts w:ascii="TH Sarabun New" w:hAnsi="TH Sarabun New" w:cs="TH Sarabun New"/>
+          <w:sz w:val="32"/>
+          <w:szCs w:val="32"/>
+        </w:rPr>
+        <w:t>70</w:t>
+      </w:r>
+      <w:r>
+        <w:rPr>
+          <w:rFonts w:ascii="TH Sarabun New" w:hAnsi="TH Sarabun New" w:cs="TH Sarabun New"/>
+          <w:sz w:val="32"/>
+          <w:szCs w:val="32"/>
+          <w:cs/>
+        </w:rPr>
+        <w:t xml:space="preserve"> </w:t>
+      </w:r>
+    </w:p>
+    <w:p>
+      <w:pPr>
+        <w:spacing w:after="0" w:line="240" w:lineRule="auto"/>
+        <w:rPr>
+          <w:rFonts w:ascii="TH Sarabun New" w:hAnsi="TH Sarabun New" w:cs="TH Sarabun New"/>
+          <w:b/>
+          <w:bCs/>
+          <w:sz w:val="32"/>
+          <w:szCs w:val="32"/>
+        </w:rPr>
+      </w:pPr>
+    </w:p>
+    <w:p>
+      <w:pPr>
+        <w:spacing w:after="0" w:line="240" w:lineRule="auto"/>
+        <w:jc w:val="center"/>
+        <w:rPr>
+          <w:rFonts w:ascii="TH Sarabun New" w:hAnsi="TH Sarabun New" w:cs="TH Sarabun New"/>
+          <w:b/>
+          <w:bCs/>
+          <w:sz w:val="32"/>
+          <w:szCs w:val="32"/>
+        </w:rPr>
+      </w:pPr>
+      <w:r>
+        <w:rPr>
+          <w:rFonts w:ascii="TH Sarabun New" w:hAnsi="TH Sarabun New" w:cs="TH Sarabun New" w:hint="cs"/>
+          <w:b/>
+          <w:bCs/>
+          <w:sz w:val="32"/>
+          <w:szCs w:val="32"/>
+          <w:cs/>
+        </w:rPr>
+        <w:t>บทคัดย่อ</w:t>
+      </w:r>
+    </w:p>
+    <w:p>
+      <w:pPr>
+        <w:spacing w:after="0" w:line="240" w:lineRule="auto"/>
+        <w:jc w:val="center"/>
+        <w:rPr>
+          <w:rFonts w:ascii="TH Sarabun New" w:hAnsi="TH Sarabun New" w:cs="TH Sarabun New"/>
+          <w:b/>
+          <w:bCs/>
+          <w:sz w:val="32"/>
+          <w:szCs w:val="32"/>
+        </w:rPr>
+      </w:pPr>
+    </w:p>
+    <w:p>
+      <w:pPr>
+        <w:spacing w:after="0" w:line="240" w:lineRule="auto"/>
+        <w:jc w:val="thaiDistribute"/>
+        <w:rPr>
+          <w:rFonts w:ascii="TH Sarabun New" w:hAnsi="TH Sarabun New" w:cs="TH Sarabun New"/>
+          <w:sz w:val="32"/>
+          <w:szCs w:val="32"/>
+        </w:rPr>
+      </w:pPr>
+      <w:r>
+        <w:rPr>
+          <w:rFonts w:ascii="TH Sarabun New" w:hAnsi="TH Sarabun New" w:cs="TH Sarabun New"/>
+          <w:b/>
+          <w:bCs/>
+          <w:sz w:val="32"/>
+          <w:szCs w:val="32"/>
           <w:cs/>
         </w:rPr>
         <w:tab/>
       </w:r>
       <w:r>
         <w:rPr>
-          <w:rFonts w:ascii="TH Sarabun New" w:hAnsi="TH Sarabun New" w:cs="TH Sarabun New"/>
-          <w:sz w:val="32"/>
-          <w:szCs w:val="32"/>
-          <w:cs/>
+          <w:rFonts w:ascii="TH Sarabun New" w:hAnsi="TH Sarabun New" w:cs="TH Sarabun New" w:hint="cs"/>
+          <w:sz w:val="32"/>
+          <w:szCs w:val="32"/>
+          <w:cs/>
+        </w:rPr>
+        <w:t>ข้อความแสดงวัตถุประสงค์และขอบเขตของปริญญานิพนธ์</w:t>
+      </w:r>
+      <w:r>
+        <w:rPr>
+          <w:rFonts w:ascii="TH Sarabun New" w:hAnsi="TH Sarabun New" w:cs="TH Sarabun New" w:hint="cs"/>
+          <w:sz w:val="32"/>
+          <w:szCs w:val="32"/>
+          <w:cs/>
+        </w:rPr>
+        <w:t xml:space="preserve"> วิธีการดำเนินงาน สรุปผลการดำเนินงาน</w:t>
+      </w:r>
+    </w:p>
+    <w:p>
+      <w:pPr>
+        <w:spacing w:after="0" w:line="240" w:lineRule="auto"/>
+        <w:jc w:val="thaiDistribute"/>
+        <w:rPr>
+          <w:rFonts w:ascii="TH Sarabun New" w:hAnsi="TH Sarabun New" w:cs="TH Sarabun New"/>
+          <w:sz w:val="32"/>
+          <w:szCs w:val="32"/>
+        </w:rPr>
+      </w:pPr>
+    </w:p>
+    <w:p>
+      <w:pPr>
+        <w:spacing w:after="0" w:line="240" w:lineRule="auto"/>
+        <w:jc w:val="thaiDistribute"/>
+        <w:rPr>
+          <w:rFonts w:ascii="TH Sarabun New" w:hAnsi="TH Sarabun New" w:cs="TH Sarabun New"/>
+          <w:sz w:val="32"/>
+          <w:szCs w:val="32"/>
+        </w:rPr>
+      </w:pPr>
+    </w:p>
+    <w:p>
+      <w:pPr>
+        <w:spacing w:after="0" w:line="240" w:lineRule="auto"/>
+        <w:jc w:val="thaiDistribute"/>
+        <w:rPr>
+          <w:rFonts w:ascii="TH Sarabun New" w:hAnsi="TH Sarabun New" w:cs="TH Sarabun New"/>
+          <w:sz w:val="32"/>
+          <w:szCs w:val="32"/>
+        </w:rPr>
+      </w:pPr>
+    </w:p>
+    <w:p>
+      <w:pPr>
+        <w:spacing w:after="0" w:line="240" w:lineRule="auto"/>
+        <w:jc w:val="thaiDistribute"/>
+        <w:rPr>
+          <w:rFonts w:ascii="TH Sarabun New" w:hAnsi="TH Sarabun New" w:cs="TH Sarabun New"/>
+          <w:sz w:val="32"/>
+          <w:szCs w:val="32"/>
+        </w:rPr>
+      </w:pPr>
+    </w:p>
+    <w:p>
+      <w:pPr>
+        <w:spacing w:after="0" w:line="240" w:lineRule="auto"/>
+        <w:jc w:val="thaiDistribute"/>
+        <w:rPr>
+          <w:rFonts w:ascii="TH Sarabun New" w:hAnsi="TH Sarabun New" w:cs="TH Sarabun New"/>
+          <w:sz w:val="32"/>
+          <w:szCs w:val="32"/>
+        </w:rPr>
+      </w:pPr>
+    </w:p>
+    <w:p>
+      <w:pPr>
+        <w:spacing w:after="0" w:line="240" w:lineRule="auto"/>
+        <w:jc w:val="thaiDistribute"/>
+        <w:rPr>
+          <w:rFonts w:ascii="TH Sarabun New" w:hAnsi="TH Sarabun New" w:cs="TH Sarabun New"/>
+          <w:sz w:val="32"/>
+          <w:szCs w:val="32"/>
+        </w:rPr>
+      </w:pPr>
+    </w:p>
+    <w:p>
+      <w:pPr>
+        <w:spacing w:after="0" w:line="240" w:lineRule="auto"/>
+        <w:jc w:val="thaiDistribute"/>
+        <w:rPr>
+          <w:rFonts w:ascii="TH Sarabun New" w:hAnsi="TH Sarabun New" w:cs="TH Sarabun New"/>
+          <w:sz w:val="32"/>
+          <w:szCs w:val="32"/>
+        </w:rPr>
+      </w:pPr>
+    </w:p>
+    <w:p>
+      <w:pPr>
+        <w:spacing w:after="0" w:line="240" w:lineRule="auto"/>
+        <w:jc w:val="thaiDistribute"/>
+        <w:rPr>
+          <w:rFonts w:ascii="TH Sarabun New" w:hAnsi="TH Sarabun New" w:cs="TH Sarabun New"/>
+          <w:sz w:val="32"/>
+          <w:szCs w:val="32"/>
+        </w:rPr>
+      </w:pPr>
+    </w:p>
+    <w:p>
+      <w:pPr>
+        <w:spacing w:after="0" w:line="240" w:lineRule="auto"/>
+        <w:jc w:val="thaiDistribute"/>
+        <w:rPr>
+          <w:rFonts w:ascii="TH Sarabun New" w:hAnsi="TH Sarabun New" w:cs="TH Sarabun New"/>
+          <w:sz w:val="32"/>
+          <w:szCs w:val="32"/>
+        </w:rPr>
+      </w:pPr>
+    </w:p>
+    <w:p>
+      <w:pPr>
+        <w:spacing w:after="0" w:line="240" w:lineRule="auto"/>
+        <w:jc w:val="thaiDistribute"/>
+        <w:rPr>
+          <w:rFonts w:ascii="TH Sarabun New" w:hAnsi="TH Sarabun New" w:cs="TH Sarabun New"/>
+          <w:sz w:val="32"/>
+          <w:szCs w:val="32"/>
+        </w:rPr>
+      </w:pPr>
+    </w:p>
+    <w:p>
+      <w:pPr>
+        <w:spacing w:after="0" w:line="240" w:lineRule="auto"/>
+        <w:jc w:val="thaiDistribute"/>
+        <w:rPr>
+          <w:rFonts w:ascii="TH Sarabun New" w:hAnsi="TH Sarabun New" w:cs="TH Sarabun New"/>
+          <w:sz w:val="32"/>
+          <w:szCs w:val="32"/>
+        </w:rPr>
+      </w:pPr>
+    </w:p>
+    <w:p>
+      <w:pPr>
+        <w:spacing w:after="0" w:line="240" w:lineRule="auto"/>
+        <w:jc w:val="thaiDistribute"/>
+        <w:rPr>
+          <w:rFonts w:ascii="TH Sarabun New" w:hAnsi="TH Sarabun New" w:cs="TH Sarabun New"/>
+          <w:sz w:val="32"/>
+          <w:szCs w:val="32"/>
+        </w:rPr>
+      </w:pPr>
+    </w:p>
+    <w:p>
+      <w:pPr>
+        <w:spacing w:after="0" w:line="240" w:lineRule="auto"/>
+        <w:jc w:val="thaiDistribute"/>
+        <w:rPr>
+          <w:rFonts w:ascii="TH Sarabun New" w:hAnsi="TH Sarabun New" w:cs="TH Sarabun New"/>
+          <w:sz w:val="32"/>
+          <w:szCs w:val="32"/>
+        </w:rPr>
+      </w:pPr>
+    </w:p>
+    <w:p>
+      <w:pPr>
+        <w:spacing w:after="0" w:line="240" w:lineRule="auto"/>
+        <w:jc w:val="thaiDistribute"/>
+        <w:rPr>
+          <w:rFonts w:ascii="TH Sarabun New" w:hAnsi="TH Sarabun New" w:cs="TH Sarabun New"/>
+          <w:sz w:val="32"/>
+          <w:szCs w:val="32"/>
+        </w:rPr>
+      </w:pPr>
+    </w:p>
+    <w:p>
+      <w:pPr>
+        <w:tabs>
+          <w:tab w:val="left" w:pos="2160"/>
+        </w:tabs>
+        <w:spacing w:after="0" w:line="240" w:lineRule="auto"/>
+        <w:jc w:val="thaiDistribute"/>
+        <w:rPr>
+          <w:rFonts w:ascii="TH Sarabun New" w:hAnsi="TH Sarabun New" w:cs="TH Sarabun New"/>
+          <w:sz w:val="32"/>
+          <w:szCs w:val="32"/>
+        </w:rPr>
+      </w:pPr>
+      <w:r>
+        <w:rPr>
+          <w:rFonts w:ascii="TH Sarabun New" w:hAnsi="TH Sarabun New" w:cs="TH Sarabun New" w:hint="cs"/>
+          <w:b/>
+          <w:bCs/>
+          <w:sz w:val="32"/>
+          <w:szCs w:val="32"/>
+          <w:cs/>
+        </w:rPr>
+        <w:t>คำสำคัญ</w:t>
+      </w:r>
+      <w:r>
+        <w:rPr>
+          <w:rFonts w:ascii="TH Sarabun New" w:hAnsi="TH Sarabun New" w:cs="TH Sarabun New"/>
+          <w:b/>
+          <w:bCs/>
+          <w:sz w:val="32"/>
+          <w:szCs w:val="32"/>
         </w:rPr>
         <w:tab/>
       </w:r>
@@ -3473,151 +3977,8 @@
           <w:rFonts w:ascii="TH Sarabun New" w:hAnsi="TH Sarabun New" w:cs="TH Sarabun New"/>
           <w:sz w:val="32"/>
           <w:szCs w:val="32"/>
-          <w:cs/>
-        </w:rPr>
-        <w:tab/>
-      </w:r>
-      <w:r>
-        <w:rPr>
-          <w:rFonts w:ascii="TH Sarabun New" w:hAnsi="TH Sarabun New" w:cs="TH Sarabun New" w:hint="cs"/>
-          <w:sz w:val="32"/>
-          <w:szCs w:val="32"/>
-          <w:cs/>
-        </w:rPr>
-        <w:t>รหัส</w:t>
-      </w:r>
-      <w:r>
-        <w:rPr>
-          <w:rFonts w:ascii="TH Sarabun New" w:hAnsi="TH Sarabun New" w:cs="TH Sarabun New" w:hint="cs"/>
-          <w:sz w:val="32"/>
-          <w:szCs w:val="32"/>
-          <w:cs/>
-        </w:rPr>
-        <w:t xml:space="preserve">  </w:t>
-      </w:r>
-      <w:r>
-        <w:rPr>
-          <w:rFonts w:ascii="TH Sarabun New" w:hAnsi="TH Sarabun New" w:cs="TH Sarabun New"/>
-          <w:sz w:val="32"/>
-          <w:szCs w:val="32"/>
-          <w:cs/>
-        </w:rPr>
-        <w:t>116730462016-0</w:t>
-      </w:r>
-    </w:p>
-    <w:p>
-      <w:pPr>
-        <w:spacing w:after="0" w:line="240" w:lineRule="auto"/>
-        <w:rPr>
-          <w:rFonts w:ascii="TH Sarabun New" w:hAnsi="TH Sarabun New" w:cs="TH Sarabun New" w:hint="cs"/>
-          <w:sz w:val="32"/>
-          <w:szCs w:val="32"/>
-        </w:rPr>
-      </w:pPr>
-      <w:r>
-        <w:rPr>
-          <w:rFonts w:ascii="TH Sarabun New" w:hAnsi="TH Sarabun New" w:cs="TH Sarabun New"/>
-          <w:b/>
-          <w:bCs/>
-          <w:sz w:val="32"/>
-          <w:szCs w:val="32"/>
-          <w:cs/>
-        </w:rPr>
-        <w:tab/>
-      </w:r>
-      <w:r>
-        <w:rPr>
-          <w:rFonts w:ascii="TH Sarabun New" w:hAnsi="TH Sarabun New" w:cs="TH Sarabun New"/>
-          <w:b/>
-          <w:bCs/>
-          <w:sz w:val="32"/>
-          <w:szCs w:val="32"/>
-          <w:cs/>
-        </w:rPr>
-        <w:tab/>
-      </w:r>
-      <w:r>
-        <w:rPr>
-          <w:rFonts w:ascii="TH Sarabun New" w:hAnsi="TH Sarabun New" w:cs="TH Sarabun New"/>
-          <w:b/>
-          <w:bCs/>
-          <w:sz w:val="32"/>
-          <w:szCs w:val="32"/>
-          <w:cs/>
-        </w:rPr>
-        <w:tab/>
-      </w:r>
-      <w:r>
-        <w:rPr>
-          <w:rFonts w:ascii="TH Sarabun New" w:hAnsi="TH Sarabun New" w:cs="TH Sarabun New"/>
-          <w:sz w:val="32"/>
-          <w:szCs w:val="32"/>
-          <w:cs/>
-        </w:rPr>
-        <w:t>นายพลกฤต  สมทรง</w:t>
-      </w:r>
-      <w:r>
-        <w:rPr>
-          <w:rFonts w:ascii="TH Sarabun New" w:hAnsi="TH Sarabun New" w:cs="TH Sarabun New"/>
-          <w:sz w:val="32"/>
-          <w:szCs w:val="32"/>
-          <w:cs/>
-        </w:rPr>
-        <w:tab/>
-      </w:r>
-      <w:r>
-        <w:rPr>
-          <w:rFonts w:ascii="TH Sarabun New" w:hAnsi="TH Sarabun New" w:cs="TH Sarabun New"/>
-          <w:sz w:val="32"/>
-          <w:szCs w:val="32"/>
-          <w:cs/>
-        </w:rPr>
-        <w:tab/>
-      </w:r>
-      <w:r>
-        <w:rPr>
-          <w:rFonts w:ascii="TH Sarabun New" w:hAnsi="TH Sarabun New" w:cs="TH Sarabun New"/>
-          <w:sz w:val="32"/>
-          <w:szCs w:val="32"/>
-          <w:cs/>
-        </w:rPr>
-        <w:tab/>
-      </w:r>
-      <w:r>
-        <w:rPr>
-          <w:rFonts w:ascii="TH Sarabun New" w:hAnsi="TH Sarabun New" w:cs="TH Sarabun New"/>
-          <w:sz w:val="32"/>
-          <w:szCs w:val="32"/>
-          <w:cs/>
-        </w:rPr>
-        <w:tab/>
-      </w:r>
-      <w:r>
-        <w:rPr>
-          <w:rFonts w:ascii="TH Sarabun New" w:hAnsi="TH Sarabun New" w:cs="TH Sarabun New" w:hint="cs"/>
-          <w:sz w:val="32"/>
-          <w:szCs w:val="32"/>
-          <w:cs/>
-        </w:rPr>
-        <w:t>รหัส</w:t>
-      </w:r>
-      <w:r>
-        <w:rPr>
-          <w:rFonts w:ascii="TH Sarabun New" w:hAnsi="TH Sarabun New" w:cs="TH Sarabun New" w:hint="cs"/>
-          <w:sz w:val="32"/>
-          <w:szCs w:val="32"/>
-          <w:cs/>
-        </w:rPr>
-        <w:t xml:space="preserve">  </w:t>
-      </w:r>
-      <w:r>
-        <w:rPr>
-          <w:rFonts w:ascii="TH Sarabun New" w:hAnsi="TH Sarabun New" w:cs="TH Sarabun New"/>
-          <w:sz w:val="32"/>
-          <w:szCs w:val="32"/>
-          <w:cs/>
-        </w:rPr>
-        <w:t>116730462007-9</w:t>
+        </w:rPr>
+        <w:t>test</w:t>
       </w:r>
     </w:p>
     <w:p>
@@ -3626,419 +3987,9 @@
           <w:tab w:val="left" w:pos="2160"/>
         </w:tabs>
         <w:spacing w:after="0" w:line="240" w:lineRule="auto"/>
-        <w:rPr>
-          <w:rFonts w:ascii="TH Sarabun New" w:hAnsi="TH Sarabun New" w:cs="TH Sarabun New"/>
-          <w:b/>
-          <w:bCs/>
-          <w:sz w:val="32"/>
-          <w:szCs w:val="32"/>
-        </w:rPr>
-      </w:pPr>
-      <w:r>
-        <w:rPr>
-          <w:rFonts w:ascii="TH Sarabun New" w:hAnsi="TH Sarabun New" w:cs="TH Sarabun New"/>
-          <w:b/>
-          <w:bCs/>
-          <w:sz w:val="32"/>
-          <w:szCs w:val="32"/>
-          <w:cs/>
-        </w:rPr>
-        <w:t>อาจารย์ที่ปรึกษา</w:t>
-      </w:r>
-      <w:r>
-        <w:rPr>
-          <w:rFonts w:ascii="TH Sarabun New" w:hAnsi="TH Sarabun New" w:cs="TH Sarabun New"/>
-          <w:b/>
-          <w:bCs/>
-          <w:sz w:val="32"/>
-          <w:szCs w:val="32"/>
-          <w:cs/>
-        </w:rPr>
-        <w:tab/>
-      </w:r>
-      <w:r>
-        <w:rPr>
-          <w:rFonts w:ascii="TH Sarabun New" w:hAnsi="TH Sarabun New" w:cs="TH Sarabun New"/>
-          <w:sz w:val="32"/>
-          <w:szCs w:val="32"/>
-          <w:cs/>
-        </w:rPr>
-        <w:t>ดร.พชร      ศรีมุกข์</w:t>
-      </w:r>
-    </w:p>
-    <w:p>
-      <w:pPr>
-        <w:spacing w:after="0" w:line="240" w:lineRule="auto"/>
-        <w:rPr>
-          <w:rFonts w:ascii="TH Sarabun New" w:hAnsi="TH Sarabun New" w:cs="TH Sarabun New"/>
-          <w:b/>
-          <w:bCs/>
-          <w:sz w:val="32"/>
-          <w:szCs w:val="32"/>
-        </w:rPr>
-      </w:pPr>
-      <w:r>
-        <w:rPr>
-          <w:rFonts w:ascii="TH Sarabun New" w:hAnsi="TH Sarabun New" w:cs="TH Sarabun New" w:hint="cs"/>
-          <w:b/>
-          <w:bCs/>
-          <w:sz w:val="32"/>
-          <w:szCs w:val="32"/>
-          <w:cs/>
-        </w:rPr>
-        <w:t>ปีการศึกษา</w:t>
-      </w:r>
-      <w:r>
-        <w:rPr>
-          <w:rFonts w:ascii="TH Sarabun New" w:hAnsi="TH Sarabun New" w:cs="TH Sarabun New"/>
-          <w:b/>
-          <w:bCs/>
-          <w:sz w:val="32"/>
-          <w:szCs w:val="32"/>
-          <w:cs/>
-        </w:rPr>
-        <w:tab/>
-      </w:r>
-      <w:r>
-        <w:rPr>
-          <w:rFonts w:ascii="TH Sarabun New" w:hAnsi="TH Sarabun New" w:cs="TH Sarabun New"/>
-          <w:b/>
-          <w:bCs/>
-          <w:sz w:val="32"/>
-          <w:szCs w:val="32"/>
-          <w:cs/>
-        </w:rPr>
-        <w:tab/>
-      </w:r>
-      <w:r>
-        <w:rPr>
-          <w:rFonts w:ascii="TH Sarabun New" w:hAnsi="TH Sarabun New" w:cs="TH Sarabun New"/>
-          <w:sz w:val="32"/>
-          <w:szCs w:val="32"/>
-        </w:rPr>
-        <w:t>2</w:t>
-      </w:r>
-      <w:r>
-        <w:rPr>
-          <w:rFonts w:ascii="TH Sarabun New" w:hAnsi="TH Sarabun New" w:cs="TH Sarabun New"/>
-          <w:sz w:val="32"/>
-          <w:szCs w:val="32"/>
-        </w:rPr>
-        <w:t>5</w:t>
-      </w:r>
-      <w:r>
-        <w:rPr>
-          <w:rFonts w:ascii="TH Sarabun New" w:hAnsi="TH Sarabun New" w:cs="TH Sarabun New"/>
-          <w:sz w:val="32"/>
-          <w:szCs w:val="32"/>
-        </w:rPr>
-        <w:t>70</w:t>
-      </w:r>
-      <w:r>
-        <w:rPr>
-          <w:rFonts w:ascii="TH Sarabun New" w:hAnsi="TH Sarabun New" w:cs="TH Sarabun New"/>
-          <w:sz w:val="32"/>
-          <w:szCs w:val="32"/>
-          <w:cs/>
-        </w:rPr>
-        <w:t xml:space="preserve"> </w:t>
-      </w:r>
-    </w:p>
-    <w:p>
-      <w:pPr>
-        <w:spacing w:after="0" w:line="240" w:lineRule="auto"/>
-        <w:rPr>
-          <w:rFonts w:ascii="TH Sarabun New" w:hAnsi="TH Sarabun New" w:cs="TH Sarabun New"/>
-          <w:b/>
-          <w:bCs/>
-          <w:sz w:val="32"/>
-          <w:szCs w:val="32"/>
-        </w:rPr>
-      </w:pPr>
-    </w:p>
-    <w:p>
-      <w:pPr>
-        <w:spacing w:after="0" w:line="240" w:lineRule="auto"/>
-        <w:jc w:val="center"/>
-        <w:rPr>
-          <w:rFonts w:ascii="TH Sarabun New" w:hAnsi="TH Sarabun New" w:cs="TH Sarabun New"/>
-          <w:b/>
-          <w:bCs/>
-          <w:sz w:val="32"/>
-          <w:szCs w:val="32"/>
-        </w:rPr>
-      </w:pPr>
-      <w:r>
-        <w:rPr>
-          <w:rFonts w:ascii="TH Sarabun New" w:hAnsi="TH Sarabun New" w:cs="TH Sarabun New" w:hint="cs"/>
-          <w:b/>
-          <w:bCs/>
-          <w:sz w:val="32"/>
-          <w:szCs w:val="32"/>
-          <w:cs/>
-        </w:rPr>
-        <w:t>บทคัดย่อ</w:t>
-      </w:r>
-    </w:p>
-    <w:p>
-      <w:pPr>
-        <w:spacing w:after="0" w:line="240" w:lineRule="auto"/>
-        <w:jc w:val="center"/>
-        <w:rPr>
-          <w:rFonts w:ascii="TH Sarabun New" w:hAnsi="TH Sarabun New" w:cs="TH Sarabun New"/>
-          <w:b/>
-          <w:bCs/>
-          <w:sz w:val="32"/>
-          <w:szCs w:val="32"/>
-        </w:rPr>
-      </w:pPr>
-    </w:p>
-    <w:p>
-      <w:pPr>
-        <w:spacing w:after="0" w:line="240" w:lineRule="auto"/>
         <w:jc w:val="thaiDistribute"/>
         <w:rPr>
           <w:rFonts w:ascii="TH Sarabun New" w:hAnsi="TH Sarabun New" w:cs="TH Sarabun New"/>
-          <w:sz w:val="32"/>
-          <w:szCs w:val="32"/>
-        </w:rPr>
-      </w:pPr>
-      <w:r>
-        <w:rPr>
-          <w:rFonts w:ascii="TH Sarabun New" w:hAnsi="TH Sarabun New" w:cs="TH Sarabun New"/>
-          <w:b/>
-          <w:bCs/>
-          <w:sz w:val="32"/>
-          <w:szCs w:val="32"/>
-          <w:cs/>
-        </w:rPr>
-        <w:tab/>
-      </w:r>
-      <w:r>
-        <w:rPr>
-          <w:rFonts w:ascii="TH Sarabun New" w:hAnsi="TH Sarabun New" w:cs="TH Sarabun New" w:hint="cs"/>
-          <w:sz w:val="32"/>
-          <w:szCs w:val="32"/>
-          <w:cs/>
-        </w:rPr>
-        <w:t>ข้อความแสดงวัตถุประสงค์และขอบเขตของปริญญานิพนธ์</w:t>
-      </w:r>
-      <w:r>
-        <w:rPr>
-          <w:rFonts w:ascii="TH Sarabun New" w:hAnsi="TH Sarabun New" w:cs="TH Sarabun New" w:hint="cs"/>
-          <w:sz w:val="32"/>
-          <w:szCs w:val="32"/>
-          <w:cs/>
-        </w:rPr>
-        <w:t xml:space="preserve"> วิธีการดำเนินงาน สรุปผลการดำเนินงาน</w:t>
-      </w:r>
-    </w:p>
-    <w:p>
-      <w:pPr>
-        <w:spacing w:after="0" w:line="240" w:lineRule="auto"/>
-        <w:jc w:val="thaiDistribute"/>
-        <w:rPr>
-          <w:rFonts w:ascii="TH Sarabun New" w:hAnsi="TH Sarabun New" w:cs="TH Sarabun New"/>
-          <w:sz w:val="32"/>
-          <w:szCs w:val="32"/>
-        </w:rPr>
-      </w:pPr>
-    </w:p>
-    <w:p>
-      <w:pPr>
-        <w:spacing w:after="0" w:line="240" w:lineRule="auto"/>
-        <w:jc w:val="thaiDistribute"/>
-        <w:rPr>
-          <w:rFonts w:ascii="TH Sarabun New" w:hAnsi="TH Sarabun New" w:cs="TH Sarabun New"/>
-          <w:sz w:val="32"/>
-          <w:szCs w:val="32"/>
-        </w:rPr>
-      </w:pPr>
-    </w:p>
-    <w:p>
-      <w:pPr>
-        <w:spacing w:after="0" w:line="240" w:lineRule="auto"/>
-        <w:jc w:val="thaiDistribute"/>
-        <w:rPr>
-          <w:rFonts w:ascii="TH Sarabun New" w:hAnsi="TH Sarabun New" w:cs="TH Sarabun New"/>
-          <w:sz w:val="32"/>
-          <w:szCs w:val="32"/>
-        </w:rPr>
-      </w:pPr>
-    </w:p>
-    <w:p>
-      <w:pPr>
-        <w:spacing w:after="0" w:line="240" w:lineRule="auto"/>
-        <w:jc w:val="thaiDistribute"/>
-        <w:rPr>
-          <w:rFonts w:ascii="TH Sarabun New" w:hAnsi="TH Sarabun New" w:cs="TH Sarabun New"/>
-          <w:sz w:val="32"/>
-          <w:szCs w:val="32"/>
-        </w:rPr>
-      </w:pPr>
-    </w:p>
-    <w:p>
-      <w:pPr>
-        <w:spacing w:after="0" w:line="240" w:lineRule="auto"/>
-        <w:jc w:val="thaiDistribute"/>
-        <w:rPr>
-          <w:rFonts w:ascii="TH Sarabun New" w:hAnsi="TH Sarabun New" w:cs="TH Sarabun New"/>
-          <w:sz w:val="32"/>
-          <w:szCs w:val="32"/>
-        </w:rPr>
-      </w:pPr>
-    </w:p>
-    <w:p>
-      <w:pPr>
-        <w:spacing w:after="0" w:line="240" w:lineRule="auto"/>
-        <w:jc w:val="thaiDistribute"/>
-        <w:rPr>
-          <w:rFonts w:ascii="TH Sarabun New" w:hAnsi="TH Sarabun New" w:cs="TH Sarabun New"/>
-          <w:sz w:val="32"/>
-          <w:szCs w:val="32"/>
-        </w:rPr>
-      </w:pPr>
-    </w:p>
-    <w:p>
-      <w:pPr>
-        <w:spacing w:after="0" w:line="240" w:lineRule="auto"/>
-        <w:jc w:val="thaiDistribute"/>
-        <w:rPr>
-          <w:rFonts w:ascii="TH Sarabun New" w:hAnsi="TH Sarabun New" w:cs="TH Sarabun New"/>
-          <w:sz w:val="32"/>
-          <w:szCs w:val="32"/>
-        </w:rPr>
-      </w:pPr>
-    </w:p>
-    <w:p>
-      <w:pPr>
-        <w:spacing w:after="0" w:line="240" w:lineRule="auto"/>
-        <w:jc w:val="thaiDistribute"/>
-        <w:rPr>
-          <w:rFonts w:ascii="TH Sarabun New" w:hAnsi="TH Sarabun New" w:cs="TH Sarabun New"/>
-          <w:sz w:val="32"/>
-          <w:szCs w:val="32"/>
-        </w:rPr>
-      </w:pPr>
-    </w:p>
-    <w:p>
-      <w:pPr>
-        <w:spacing w:after="0" w:line="240" w:lineRule="auto"/>
-        <w:jc w:val="thaiDistribute"/>
-        <w:rPr>
-          <w:rFonts w:ascii="TH Sarabun New" w:hAnsi="TH Sarabun New" w:cs="TH Sarabun New"/>
-          <w:sz w:val="32"/>
-          <w:szCs w:val="32"/>
-        </w:rPr>
-      </w:pPr>
-    </w:p>
-    <w:p>
-      <w:pPr>
-        <w:spacing w:after="0" w:line="240" w:lineRule="auto"/>
-        <w:jc w:val="thaiDistribute"/>
-        <w:rPr>
-          <w:rFonts w:ascii="TH Sarabun New" w:hAnsi="TH Sarabun New" w:cs="TH Sarabun New"/>
-          <w:sz w:val="32"/>
-          <w:szCs w:val="32"/>
-        </w:rPr>
-      </w:pPr>
-    </w:p>
-    <w:p>
-      <w:pPr>
-        <w:spacing w:after="0" w:line="240" w:lineRule="auto"/>
-        <w:jc w:val="thaiDistribute"/>
-        <w:rPr>
-          <w:rFonts w:ascii="TH Sarabun New" w:hAnsi="TH Sarabun New" w:cs="TH Sarabun New"/>
-          <w:sz w:val="32"/>
-          <w:szCs w:val="32"/>
-        </w:rPr>
-      </w:pPr>
-    </w:p>
-    <w:p>
-      <w:pPr>
-        <w:spacing w:after="0" w:line="240" w:lineRule="auto"/>
-        <w:jc w:val="thaiDistribute"/>
-        <w:rPr>
-          <w:rFonts w:ascii="TH Sarabun New" w:hAnsi="TH Sarabun New" w:cs="TH Sarabun New"/>
-          <w:sz w:val="32"/>
-          <w:szCs w:val="32"/>
-        </w:rPr>
-      </w:pPr>
-    </w:p>
-    <w:p>
-      <w:pPr>
-        <w:spacing w:after="0" w:line="240" w:lineRule="auto"/>
-        <w:jc w:val="thaiDistribute"/>
-        <w:rPr>
-          <w:rFonts w:ascii="TH Sarabun New" w:hAnsi="TH Sarabun New" w:cs="TH Sarabun New"/>
-          <w:sz w:val="32"/>
-          <w:szCs w:val="32"/>
-        </w:rPr>
-      </w:pPr>
-    </w:p>
-    <w:p>
-      <w:pPr>
-        <w:spacing w:after="0" w:line="240" w:lineRule="auto"/>
-        <w:jc w:val="thaiDistribute"/>
-        <w:rPr>
-          <w:rFonts w:ascii="TH Sarabun New" w:hAnsi="TH Sarabun New" w:cs="TH Sarabun New"/>
-          <w:sz w:val="32"/>
-          <w:szCs w:val="32"/>
-        </w:rPr>
-      </w:pPr>
-    </w:p>
-    <w:p>
-      <w:pPr>
-        <w:tabs>
-          <w:tab w:val="left" w:pos="2160"/>
-        </w:tabs>
-        <w:spacing w:after="0" w:line="240" w:lineRule="auto"/>
-        <w:jc w:val="thaiDistribute"/>
-        <w:rPr>
-          <w:rFonts w:ascii="TH Sarabun New" w:hAnsi="TH Sarabun New" w:cs="TH Sarabun New"/>
-          <w:sz w:val="32"/>
-          <w:szCs w:val="32"/>
-        </w:rPr>
-      </w:pPr>
-      <w:r>
-        <w:rPr>
-          <w:rFonts w:ascii="TH Sarabun New" w:hAnsi="TH Sarabun New" w:cs="TH Sarabun New" w:hint="cs"/>
-          <w:b/>
-          <w:bCs/>
-          <w:sz w:val="32"/>
-          <w:szCs w:val="32"/>
-          <w:cs/>
-        </w:rPr>
-        <w:t>คำสำคัญ</w:t>
-      </w:r>
-      <w:r>
-        <w:rPr>
-          <w:rFonts w:ascii="TH Sarabun New" w:hAnsi="TH Sarabun New" w:cs="TH Sarabun New"/>
-          <w:b/>
-          <w:bCs/>
-          <w:sz w:val="32"/>
-          <w:szCs w:val="32"/>
-        </w:rPr>
-        <w:tab/>
-      </w:r>
-      <w:r>
-        <w:rPr>
-          <w:rFonts w:ascii="TH Sarabun New" w:hAnsi="TH Sarabun New" w:cs="TH Sarabun New"/>
-          <w:sz w:val="32"/>
-          <w:szCs w:val="32"/>
-        </w:rPr>
-        <w:t>test</w:t>
-      </w:r>
-    </w:p>
-    <w:p>
-      <w:pPr>
-        <w:tabs>
-          <w:tab w:val="left" w:pos="2160"/>
-        </w:tabs>
-        <w:spacing w:after="0" w:line="240" w:lineRule="auto"/>
-        <w:jc w:val="thaiDistribute"/>
-        <w:rPr>
-          <w:rFonts w:ascii="TH Sarabun New" w:hAnsi="TH Sarabun New" w:cs="TH Sarabun New" w:hint="cs"/>
           <w:b/>
           <w:bCs/>
           <w:sz w:val="32"/>
@@ -4106,7 +4057,7 @@
         <w:spacing w:before="0" w:beforeAutospacing="0" w:after="0" w:afterAutospacing="0"/>
         <w:contextualSpacing/>
         <w:rPr>
-          <w:rFonts w:ascii="TH Sarabun New" w:hAnsi="TH Sarabun New" w:cs="TH Sarabun New" w:hint="cs"/>
+          <w:rFonts w:ascii="TH Sarabun New" w:hAnsi="TH Sarabun New" w:cs="TH Sarabun New"/>
           <w:sz w:val="32"/>
           <w:szCs w:val="32"/>
         </w:rPr>
@@ -6146,7 +6097,7 @@
               <w:contextualSpacing/>
               <w:jc w:val="thaiDistribute"/>
               <w:rPr>
-                <w:rFonts w:ascii="TH Sarabun New" w:hAnsi="TH Sarabun New" w:cs="TH Sarabun New" w:hint="cs"/>
+                <w:rFonts w:ascii="TH Sarabun New" w:hAnsi="TH Sarabun New" w:cs="TH Sarabun New"/>
                 <w:sz w:val="32"/>
                 <w:szCs w:val="32"/>
               </w:rPr>
@@ -6594,7 +6545,7 @@
               <w:contextualSpacing/>
               <w:jc w:val="right"/>
               <w:rPr>
-                <w:rFonts w:ascii="TH Sarabun New" w:hAnsi="TH Sarabun New" w:cs="TH Sarabun New" w:hint="cs"/>
+                <w:rFonts w:ascii="TH Sarabun New" w:hAnsi="TH Sarabun New" w:cs="TH Sarabun New"/>
                 <w:sz w:val="32"/>
                 <w:szCs w:val="32"/>
                 <w:cs/>
@@ -6680,7 +6631,7 @@
               <w:contextualSpacing/>
               <w:jc w:val="right"/>
               <w:rPr>
-                <w:rFonts w:ascii="TH Sarabun New" w:hAnsi="TH Sarabun New" w:cs="TH Sarabun New" w:hint="cs"/>
+                <w:rFonts w:ascii="TH Sarabun New" w:hAnsi="TH Sarabun New" w:cs="TH Sarabun New"/>
                 <w:sz w:val="32"/>
                 <w:szCs w:val="32"/>
                 <w:cs/>
@@ -6766,7 +6717,7 @@
               <w:contextualSpacing/>
               <w:jc w:val="right"/>
               <w:rPr>
-                <w:rFonts w:ascii="TH Sarabun New" w:hAnsi="TH Sarabun New" w:cs="TH Sarabun New" w:hint="cs"/>
+                <w:rFonts w:ascii="TH Sarabun New" w:hAnsi="TH Sarabun New" w:cs="TH Sarabun New"/>
                 <w:sz w:val="32"/>
                 <w:szCs w:val="32"/>
                 <w:cs/>
@@ -6871,7 +6822,7 @@
               <w:contextualSpacing/>
               <w:jc w:val="right"/>
               <w:rPr>
-                <w:rFonts w:ascii="TH Sarabun New" w:hAnsi="TH Sarabun New" w:cs="TH Sarabun New" w:hint="cs"/>
+                <w:rFonts w:ascii="TH Sarabun New" w:hAnsi="TH Sarabun New" w:cs="TH Sarabun New"/>
                 <w:sz w:val="32"/>
                 <w:szCs w:val="32"/>
                 <w:cs/>
@@ -8151,7 +8102,6 @@
               </w:tabs>
               <w:spacing w:before="0" w:beforeAutospacing="0" w:after="0" w:afterAutospacing="0"/>
               <w:contextualSpacing/>
-              <w:jc w:val="center"/>
               <w:rPr>
                 <w:rFonts w:ascii="TH Sarabun New" w:hAnsi="TH Sarabun New" w:cs="TH Sarabun New"/>
                 <w:b/>
@@ -10227,6 +10177,13 @@
           <m:t>k</m:t>
         </m:r>
       </m:oMath>
+      <w:r>
+        <w:rPr>
+          <w:rFonts w:ascii="TH Sarabun New" w:hAnsi="TH Sarabun New" w:cs="TH Sarabun New"/>
+          <w:cs/>
+        </w:rPr>
+        <w:tab/>
+      </w:r>
     </w:p>
     <w:p>
       <w:pPr>
@@ -12601,7 +12558,6 @@
   <w:style w:type="character" w:default="1" w:styleId="DefaultParagraphFont">
     <w:name w:val="Default Paragraph Font"/>
     <w:uiPriority w:val="1"/>
-    <w:semiHidden/>
     <w:unhideWhenUsed/>
   </w:style>
   <w:style w:type="table" w:default="1" w:styleId="TableNormal">
